--- a/doc_resume.docx
+++ b/doc_resume.docx
@@ -409,8 +409,18 @@
           <w:sz w:val="20"/>
           <w:szCs w:val="20"/>
         </w:rPr>
-        <w:t>C, OCaml</w:t>
-      </w:r>
+        <w:t xml:space="preserve">C, </w:t>
+      </w:r>
+      <w:proofErr w:type="spellStart"/>
+      <w:r>
+        <w:rPr>
+          <w:color w:val="000000"/>
+          <w:sz w:val="20"/>
+          <w:szCs w:val="20"/>
+        </w:rPr>
+        <w:t>OCaml</w:t>
+      </w:r>
+      <w:proofErr w:type="spellEnd"/>
       <w:r>
         <w:rPr>
           <w:color w:val="000000"/>
@@ -1646,6 +1656,7 @@
         </w:rPr>
         <w:t xml:space="preserve">Unified the IRA and Inherited RMD Calculator web tools, building a new API using </w:t>
       </w:r>
+      <w:proofErr w:type="spellStart"/>
       <w:r>
         <w:rPr>
           <w:b/>
@@ -1654,6 +1665,7 @@
         </w:rPr>
         <w:t>Dropwizard</w:t>
       </w:r>
+      <w:proofErr w:type="spellEnd"/>
       <w:r>
         <w:rPr>
           <w:bCs/>
@@ -3300,56 +3312,14 @@
         <w:sz w:val="16"/>
         <w:szCs w:val="16"/>
       </w:rPr>
-      <w:t>8614 Sunbeam Pl</w:t>
+      <w:t>833 W El Camino Real, Sunnyvale, CA, 94087</w:t>
     </w:r>
     <w:r>
       <w:rPr>
         <w:sz w:val="16"/>
         <w:szCs w:val="16"/>
       </w:rPr>
-      <w:t>.</w:t>
-    </w:r>
-    <w:r>
-      <w:rPr>
-        <w:sz w:val="16"/>
-        <w:szCs w:val="16"/>
-      </w:rPr>
-      <w:t xml:space="preserve">, </w:t>
-    </w:r>
-    <w:r>
-      <w:rPr>
-        <w:sz w:val="16"/>
-        <w:szCs w:val="16"/>
-      </w:rPr>
-      <w:t>Laurel, MD</w:t>
-    </w:r>
-    <w:r>
-      <w:rPr>
-        <w:sz w:val="16"/>
-        <w:szCs w:val="16"/>
-      </w:rPr>
-      <w:t>, 20723</w:t>
-    </w:r>
-    <w:r>
-      <w:rPr>
-        <w:sz w:val="16"/>
-        <w:szCs w:val="16"/>
-      </w:rPr>
       <w:t xml:space="preserve"> </w:t>
-    </w:r>
-    <w:r>
-      <w:rPr>
-        <w:sz w:val="16"/>
-        <w:szCs w:val="16"/>
-      </w:rPr>
-      <w:sym w:font="Symbol" w:char="F0A8"/>
-    </w:r>
-    <w:r>
-      <w:rPr>
-        <w:sz w:val="16"/>
-        <w:szCs w:val="16"/>
-      </w:rPr>
-      <w:t xml:space="preserve"> 240-319-1480 </w:t>
     </w:r>
     <w:r>
       <w:rPr>
